--- a/content/canon/Resonance_Canon_Website_Copy_MASTER_15_Books.docx
+++ b/content/canon/Resonance_Canon_Website_Copy_MASTER_15_Books.docx
@@ -1524,7 +1524,7 @@
     </w:p>
     <w:p>
       <w:r>
-        <w:t>Its three books examine time at three scales. Book VII, The Sands of Life, asks how a single life inhabits finite hours. Book VIII, The Two Clocks of Leadership, asks how institutions organize time without allowing schedules to become forms of violence. Book IX, The Eras of Civilization, asks how peoples and cultures live inside rhythms that exceed individual lives and even institutional memory.</w:t>
+        <w:t>Its three books examine time at three scales. Book VII, The Sands of Life, asks how a single life inhabits finite hours. Book VIII, The Two Clocks, asks how institutions organize time without allowing schedules to become forms of violence. Book IX, The Eras of Civilization, asks how peoples and cultures live inside rhythms that exceed individual lives and even institutional memory.</w:t>
       </w:r>
     </w:p>
     <w:p>
@@ -1803,7 +1803,7 @@
         <w:pStyle w:val="Heading1"/>
       </w:pPr>
       <w:r>
-        <w:t>BOOK VIII — THE TWO CLOCKS OF LEADERSHIP</w:t>
+        <w:t>BOOK VIII — THE TWO CLOCKS</w:t>
       </w:r>
     </w:p>
     <w:p>
@@ -1847,7 +1847,7 @@
     </w:p>
     <w:p>
       <w:r>
-        <w:t>The Two Clocks of Leadership asks a deceptively practical question: what does an institution teach its people about time through the way it arranges their days?</w:t>
+        <w:t>The Two Clocks asks a deceptively practical question: what does an institution teach its people about time through the way it arranges their days?</w:t>
       </w:r>
     </w:p>
     <w:p>
@@ -1912,7 +1912,7 @@
         <w:pStyle w:val="SmallNote"/>
       </w:pPr>
       <w:r>
-        <w:t>— The Two Clocks Of Leadership, Book VIII</w:t>
+        <w:t>— The Two Clocks, Book VIII</w:t>
       </w:r>
     </w:p>
     <w:p>
